--- a/LangChain/Agents/Agents.docx
+++ b/LangChain/Agents/Agents.docx
@@ -47,6 +47,7 @@
       </w:r>
       <w:r>
         <w:rPr>
+          <w:noProof/>
           <w:lang w:val="en-US"/>
         </w:rPr>
         <w:drawing>
@@ -146,6 +147,93 @@
           <w:lang w:val="en-US"/>
         </w:rPr>
       </w:pPr>
+    </w:p>
+    <w:p>
+      <w:pPr>
+        <w:rPr>
+          <w:lang w:val="en-US"/>
+        </w:rPr>
+      </w:pPr>
+    </w:p>
+    <w:p>
+      <w:pPr>
+        <w:rPr>
+          <w:lang w:val="en-US"/>
+        </w:rPr>
+      </w:pPr>
+    </w:p>
+    <w:p>
+      <w:pPr>
+        <w:rPr>
+          <w:lang w:val="en-US"/>
+        </w:rPr>
+      </w:pPr>
+    </w:p>
+    <w:p>
+      <w:pPr>
+        <w:rPr>
+          <w:lang w:val="en-US"/>
+        </w:rPr>
+      </w:pPr>
+      <w:r>
+        <w:rPr>
+          <w:lang w:val="en-US"/>
+        </w:rPr>
+        <w:lastRenderedPageBreak/>
+        <w:t>Long-Ter</w:t>
+      </w:r>
+      <w:r>
+        <w:rPr>
+          <w:lang w:val="en-US"/>
+        </w:rPr>
+        <w:t>m</w:t>
+      </w:r>
+      <w:r>
+        <w:rPr>
+          <w:lang w:val="en-US"/>
+        </w:rPr>
+        <w:t xml:space="preserve"> Memory</w:t>
+      </w:r>
+    </w:p>
+    <w:p>
+      <w:pPr>
+        <w:rPr>
+          <w:lang w:val="en-US"/>
+        </w:rPr>
+      </w:pPr>
+      <w:r>
+        <w:rPr>
+          <w:lang w:val="en-US"/>
+        </w:rPr>
+        <w:t xml:space="preserve">Let your agent store and recall information across conversations and session unlike short term memory can be scoped to single thread, long term persists across different threads and can be called at any time </w:t>
+      </w:r>
+    </w:p>
+    <w:p>
+      <w:pPr>
+        <w:rPr>
+          <w:lang w:val="en-US"/>
+        </w:rPr>
+      </w:pPr>
+      <w:r>
+        <w:rPr>
+          <w:lang w:val="en-US"/>
+        </w:rPr>
+        <w:t xml:space="preserve">It stores data using </w:t>
+      </w:r>
+      <w:proofErr w:type="spellStart"/>
+      <w:r>
+        <w:rPr>
+          <w:lang w:val="en-US"/>
+        </w:rPr>
+        <w:t>langgraph</w:t>
+      </w:r>
+      <w:proofErr w:type="spellEnd"/>
+      <w:r>
+        <w:rPr>
+          <w:lang w:val="en-US"/>
+        </w:rPr>
+        <w:t xml:space="preserve"> store </w:t>
+      </w:r>
     </w:p>
     <w:sectPr>
       <w:pgSz w:w="12240" w:h="15840"/>
